--- a/Collatio/19/1. Textos/1. Marcados/19-F.docx
+++ b/Collatio/19/1. Textos/1. Marcados/19-F.docx
@@ -3,23 +3,27 @@
 <w:document xmlns:wpc="http://schemas.microsoft.com/office/word/2010/wordprocessingCanvas" xmlns:cx="http://schemas.microsoft.com/office/drawing/2014/chartex" xmlns:cx1="http://schemas.microsoft.com/office/drawing/2015/9/8/chartex" xmlns:cx2="http://schemas.microsoft.com/office/drawing/2015/10/21/chartex" xmlns:cx3="http://schemas.microsoft.com/office/drawing/2016/5/9/chartex" xmlns:cx4="http://schemas.microsoft.com/office/drawing/2016/5/10/chartex" xmlns:cx5="http://schemas.microsoft.com/office/drawing/2016/5/11/chartex" xmlns:cx6="http://schemas.microsoft.com/office/drawing/2016/5/12/chartex" xmlns:cx7="http://schemas.microsoft.com/office/drawing/2016/5/13/chartex" xmlns:cx8="http://schemas.microsoft.com/office/drawing/2016/5/14/chartex" xmlns:mc="http://schemas.openxmlformats.org/markup-compatibility/2006" xmlns:aink="http://schemas.microsoft.com/office/drawing/2016/ink" xmlns:am3d="http://schemas.microsoft.com/office/drawing/2017/model3d" xmlns:o="urn:schemas-microsoft-com:office:office" xmlns:oel="http://schemas.microsoft.com/office/2019/extlst" xmlns:r="http://schemas.openxmlformats.org/officeDocument/2006/relationships" xmlns:m="http://schemas.openxmlformats.org/officeDocument/2006/math" xmlns:v="urn:schemas-microsoft-com:vml" xmlns:wp14="http://schemas.microsoft.com/office/word/2010/wordprocessingDrawing" xmlns:wp="http://schemas.openxmlformats.org/drawingml/2006/wordprocessingDrawing" xmlns:w10="urn:schemas-microsoft-com:office:word" xmlns:w="http://schemas.openxmlformats.org/wordprocessingml/2006/main" xmlns:w14="http://schemas.microsoft.com/office/word/2010/wordml" xmlns:w15="http://schemas.microsoft.com/office/word/2012/wordml" xmlns:w16cex="http://schemas.microsoft.com/office/word/2018/wordml/cex" xmlns:w16cid="http://schemas.microsoft.com/office/word/2016/wordml/cid" xmlns:w16="http://schemas.microsoft.com/office/word/2018/wordml" xmlns:w16du="http://schemas.microsoft.com/office/word/2023/wordml/word16du" xmlns:w16sdtdh="http://schemas.microsoft.com/office/word/2020/wordml/sdtdatahash" xmlns:w16sdtfl="http://schemas.microsoft.com/office/word/2024/wordml/sdtformatlock" xmlns:w16se="http://schemas.microsoft.com/office/word/2015/wordml/symex" xmlns:wpg="http://schemas.microsoft.com/office/word/2010/wordprocessingGroup" xmlns:wpi="http://schemas.microsoft.com/office/word/2010/wordprocessingInk" xmlns:wne="http://schemas.microsoft.com/office/word/2006/wordml" xmlns:wps="http://schemas.microsoft.com/office/word/2010/wordprocessingShape" mc:Ignorable="w14 w15 w16se w16cid w16 w16cex w16sdtdh w16sdtfl w16du wp14">
   <w:body>
     <w:p>
-      <w:r>
-        <w:rPr>
+      <w:pPr>
+        <w:rPr>
+          <w:rFonts w:ascii="Brill" w:hAnsi="Brill"/>
+        </w:rPr>
+      </w:pPr>
+      <w:r>
+        <w:rPr>
+          <w:rFonts w:ascii="Brill" w:hAnsi="Brill"/>
           <w:color w:val="FF0000"/>
         </w:rPr>
         <w:t xml:space="preserve">46v </w:t>
       </w:r>
       <w:r>
-        <w:t xml:space="preserve">Scicitatus est Discipulus: quare placuit Deo, ut </w:t>
-      </w:r>
-      <w:r>
-        <w:t>Eva</w:t>
-      </w:r>
-      <w:r>
-        <w:t xml:space="preserve"> ex hominis Adae costa nasceretur, non de terra, </w:t>
-      </w:r>
-      <w:r>
-        <w:rPr>
+        <w:rPr>
+          <w:rFonts w:ascii="Brill" w:hAnsi="Brill"/>
+        </w:rPr>
+        <w:t xml:space="preserve">Scicitatus est Discipulus: quare placuit Deo, ut Eva ex hominis Adae costa nasceretur, non de terra, </w:t>
+      </w:r>
+      <w:r>
+        <w:rPr>
+          <w:rFonts w:ascii="Brill" w:hAnsi="Brill"/>
           <w:i/>
           <w:iCs/>
           <w:strike/>
@@ -28,31 +32,27 @@
         <w:t>ut eius pater et</w:t>
       </w:r>
       <w:r>
+        <w:rPr>
+          <w:rFonts w:ascii="Brill" w:hAnsi="Brill"/>
+        </w:rPr>
         <w:t xml:space="preserve"> </w:t>
       </w:r>
       <w:r>
         <w:rPr>
+          <w:rFonts w:ascii="Brill" w:hAnsi="Brill"/>
           <w:color w:val="00B0F0"/>
         </w:rPr>
         <w:t>quemadmodum eius</w:t>
       </w:r>
       <w:r>
-        <w:t xml:space="preserve"> coniux Adamus, quod sicut in Adamo, aeque in illa si</w:t>
-      </w:r>
-      <w:r>
-        <w:t xml:space="preserve"> ve</w:t>
-      </w:r>
-      <w:r>
-        <w:t xml:space="preserve">llet, potuisset exequi. Ad haec Doctor respondit, cum Deus condidit </w:t>
-      </w:r>
-      <w:r>
-        <w:t>Eva</w:t>
-      </w:r>
-      <w:r>
-        <w:t xml:space="preserve">m ex Adae costa nulla potentiae iactura id fecit. Perinde potens erat formare illam, atque Adamum </w:t>
-      </w:r>
-      <w:r>
-        <w:rPr>
+        <w:rPr>
+          <w:rFonts w:ascii="Brill" w:hAnsi="Brill"/>
+        </w:rPr>
+        <w:t xml:space="preserve"> coniux Adamus, quod sicut in Adamo, aeque in illa si vellet, potuisset exequi. Ad haec Doctor respondit, cum Deus condidit Evam ex Adae costa nulla potentiae iactura id fecit. Perinde potens erat formare illam, atque Adamum </w:t>
+      </w:r>
+      <w:r>
+        <w:rPr>
+          <w:rFonts w:ascii="Brill" w:hAnsi="Brill"/>
           <w:i/>
           <w:iCs/>
           <w:strike/>
@@ -61,16 +61,21 @@
         <w:t>absque ullius rei formidine, et</w:t>
       </w:r>
       <w:r>
+        <w:rPr>
+          <w:rFonts w:ascii="Brill" w:hAnsi="Brill"/>
+        </w:rPr>
         <w:t xml:space="preserve"> </w:t>
       </w:r>
       <w:r>
         <w:rPr>
+          <w:rFonts w:ascii="Brill" w:hAnsi="Brill"/>
           <w:color w:val="FF0000"/>
         </w:rPr>
         <w:t xml:space="preserve">47r </w:t>
       </w:r>
       <w:r>
         <w:rPr>
+          <w:rFonts w:ascii="Brill" w:hAnsi="Brill"/>
           <w:i/>
           <w:iCs/>
           <w:strike/>
@@ -79,16 +84,14 @@
         <w:t>metu.</w:t>
       </w:r>
       <w:r>
-        <w:t xml:space="preserve"> in cunctis, quae Deus molitur, duo tempora pr</w:t>
-      </w:r>
-      <w:r>
-        <w:t>ovi</w:t>
-      </w:r>
-      <w:r>
-        <w:t xml:space="preserve">det, praesens, </w:t>
-      </w:r>
-      <w:r>
-        <w:rPr>
+        <w:rPr>
+          <w:rFonts w:ascii="Brill" w:hAnsi="Brill"/>
+        </w:rPr>
+        <w:t xml:space="preserve"> in cunctis, quae Deus molitur, duo tempora providet, praesens, </w:t>
+      </w:r>
+      <w:r>
+        <w:rPr>
+          <w:rFonts w:ascii="Brill" w:hAnsi="Brill"/>
           <w:i/>
           <w:iCs/>
           <w:strike/>
@@ -97,103 +100,27 @@
         <w:t>id hoc</w:t>
       </w:r>
       <w:r>
-        <w:t xml:space="preserve"> illico ab ipsa hominis existentia, deinde futurum quod ex se pra</w:t>
-      </w:r>
-      <w:r>
-        <w:t>evi</w:t>
-      </w:r>
-      <w:r>
-        <w:t xml:space="preserve">dit, in quo res futurae accident. Haec duo tempora complexus </w:t>
-      </w:r>
-      <w:r>
-        <w:t>v</w:t>
-      </w:r>
-      <w:r>
-        <w:t>oluit quattuor generationes fieri d</w:t>
-      </w:r>
-      <w:r>
-        <w:t>ive</w:t>
-      </w:r>
-      <w:r>
-        <w:t>rsissimas. Prima Adae absque patre et matre, quarum</w:t>
-      </w:r>
-      <w:r>
-        <w:t xml:space="preserve"> vi</w:t>
-      </w:r>
-      <w:r>
-        <w:t>ce Deum patrem habuit, qui ipsum confinxit, et procre</w:t>
-      </w:r>
-      <w:r>
-        <w:t>avi</w:t>
-      </w:r>
-      <w:r>
-        <w:t>t; terram</w:t>
-      </w:r>
-      <w:r>
-        <w:t xml:space="preserve"> ve</w:t>
-      </w:r>
-      <w:r>
-        <w:t xml:space="preserve">ro matrem, ex qua compactus fuit. Iam igitur hanc generationem conspicaris fuisse utroque parente expertem. Secunda </w:t>
-      </w:r>
-      <w:r>
-        <w:t>Eva</w:t>
-      </w:r>
-      <w:r>
-        <w:t>e, quam libuit Deo ex Adamo creari absque matre nisi quod Adamum,</w:t>
-      </w:r>
-      <w:r>
-        <w:t xml:space="preserve"> ve</w:t>
-      </w:r>
-      <w:r>
-        <w:t xml:space="preserve">lut patrem habuit, ex quo formata est, ecce tibi alteram generationem </w:t>
-      </w:r>
-      <w:r>
-        <w:rPr>
+        <w:rPr>
+          <w:rFonts w:ascii="Brill" w:hAnsi="Brill"/>
+        </w:rPr>
+        <w:t xml:space="preserve"> illico ab ipsa hominis existentia, deinde futurum quod ex se praevidit, in quo res futurae accident. Haec duo tempora complexus voluit quattuor generationes fieri diversissimas. Prima Adae absque patre et matre, quarum vice Deum patrem habuit, qui ipsum confinxit, et procreavit; terram vero matrem, ex qua compactus fuit. Iam igitur hanc generationem conspicaris fuisse utroque parente expertem. Secunda Evae, quam libuit Deo ex Adamo creari absque matre nisi quod Adamum, velut patrem habuit, ex quo formata est, ecce tibi alteram generationem </w:t>
+      </w:r>
+      <w:r>
+        <w:rPr>
+          <w:rFonts w:ascii="Brill" w:hAnsi="Brill"/>
           <w:color w:val="00B0F0"/>
         </w:rPr>
         <w:t>quasi</w:t>
       </w:r>
       <w:r>
-        <w:t xml:space="preserve"> ex patre sine matre. Tertia posterorum ex coitu qui ex patre et matre procreantur. Reliquum est quartam generationem perhibere, nempe Christi Domini, et filii Dei nat</w:t>
-      </w:r>
-      <w:r>
-        <w:t>ivi</w:t>
-      </w:r>
-      <w:r>
-        <w:t>tatem, qui ortus dumtaxat ex sanctissima</w:t>
-      </w:r>
-      <w:r>
-        <w:t xml:space="preserve"> Vi</w:t>
-      </w:r>
-      <w:r>
-        <w:t>rgine, nec alium patrem habuit nisi Deum. Igitur de quattuor istis nat</w:t>
-      </w:r>
-      <w:r>
-        <w:t>ivi</w:t>
-      </w:r>
-      <w:r>
-        <w:t>tatibus nuper recensitis placet d</w:t>
-      </w:r>
-      <w:r>
-        <w:t>ivi</w:t>
-      </w:r>
-      <w:r>
-        <w:t>sim agere, quo pacto singulae acciderunt, et cuiusque munia. In prima Adami, qui nec</w:t>
-      </w:r>
-      <w:r>
-        <w:t xml:space="preserve"> vi</w:t>
-      </w:r>
-      <w:r>
-        <w:t>rili, nec femineo semine formatus fuit, is nesciit iussa ser</w:t>
-      </w:r>
-      <w:r>
-        <w:t>v</w:t>
-      </w:r>
-      <w:r>
-        <w:t xml:space="preserve">are; ideo deiecit nos in peccati errorem. </w:t>
-      </w:r>
-      <w:r>
-        <w:rPr>
+        <w:rPr>
+          <w:rFonts w:ascii="Brill" w:hAnsi="Brill"/>
+        </w:rPr>
+        <w:t xml:space="preserve"> ex patre sine matre. Tertia posterorum ex coitu qui ex patre et matre procreantur. Reliquum est quartam generationem perhibere, nempe Christi Domini, et filii Dei nativitatem, qui ortus dumtaxat ex sanctissima Virgine, nec alium patrem habuit nisi Deum. Igitur de quattuor istis nativitatibus nuper recensitis placet divisim agere, quo pacto singulae acciderunt, et cuiusque munia. In prima Adami, qui nec virili, nec femineo semine formatus fuit, is nesciit iussa servare; ideo deiecit nos in peccati errorem. </w:t>
+      </w:r>
+      <w:r>
+        <w:rPr>
+          <w:rFonts w:ascii="Brill" w:hAnsi="Brill"/>
           <w:i/>
           <w:iCs/>
           <w:strike/>
@@ -202,40 +129,14 @@
         <w:t>***</w:t>
       </w:r>
       <w:r>
-        <w:t xml:space="preserve"> In secunda </w:t>
-      </w:r>
-      <w:r>
-        <w:t>Eva</w:t>
-      </w:r>
-      <w:r>
-        <w:t>e generatione, quae ex Adami parentis costa aedificata fuit, uti dixi, expergefactus Adam e somno prope stantem feminam conspicatus</w:t>
-      </w:r>
-      <w:r>
-        <w:t xml:space="preserve"> vi</w:t>
-      </w:r>
-      <w:r>
-        <w:t>raginis nomen indidit; quoniam ex</w:t>
-      </w:r>
-      <w:r>
-        <w:t xml:space="preserve"> vi</w:t>
-      </w:r>
-      <w:r>
-        <w:t>ro fuisset formata, quod nomen retinuit, donec peccati insidiis fuisset correpta, tunc mulier appellata rem mobilem, et l</w:t>
-      </w:r>
-      <w:r>
-        <w:t>eve</w:t>
-      </w:r>
-      <w:r>
-        <w:t>m significans; quoniam inconstans, facilisque fuit peccando bifariam. Tum quia citius credidit, et acqui</w:t>
-      </w:r>
-      <w:r>
-        <w:t>evi</w:t>
-      </w:r>
-      <w:r>
-        <w:t xml:space="preserve">t consiliis diaboli. Tum quia consuluit, et suasit marito quae adeo cordicitus hortata est, ut </w:t>
-      </w:r>
-      <w:r>
-        <w:rPr>
+        <w:rPr>
+          <w:rFonts w:ascii="Brill" w:hAnsi="Brill"/>
+        </w:rPr>
+        <w:t xml:space="preserve"> In secunda Evae generatione, quae ex Adami parentis costa aedificata fuit, uti dixi, expergefactus Adam e somno prope stantem feminam conspicatus viraginis nomen indidit; quoniam ex viro fuisset formata, quod nomen retinuit, donec peccati insidiis fuisset correpta, tunc mulier appellata rem mobilem, et levem significans; quoniam inconstans, facilisque fuit peccando bifariam. Tum quia citius credidit, et acquievit consiliis diaboli. Tum quia consuluit, et suasit marito quae adeo cordicitus hortata est, ut </w:t>
+      </w:r>
+      <w:r>
+        <w:rPr>
+          <w:rFonts w:ascii="Brill" w:hAnsi="Brill"/>
           <w:i/>
           <w:iCs/>
           <w:strike/>
@@ -244,214 +145,49 @@
         <w:t>illum</w:t>
       </w:r>
       <w:r>
+        <w:rPr>
+          <w:rFonts w:ascii="Brill" w:hAnsi="Brill"/>
+        </w:rPr>
         <w:t xml:space="preserve"> </w:t>
       </w:r>
       <w:r>
         <w:rPr>
+          <w:rFonts w:ascii="Brill" w:hAnsi="Brill"/>
           <w:color w:val="00B0F0"/>
         </w:rPr>
         <w:t>eum</w:t>
       </w:r>
       <w:r>
-        <w:t xml:space="preserve"> certamine illo</w:t>
-      </w:r>
-      <w:r>
-        <w:t xml:space="preserve"> vi</w:t>
-      </w:r>
-      <w:r>
-        <w:t>cerit. Porro tertia nostri et communi omnium nat</w:t>
-      </w:r>
-      <w:r>
-        <w:t>ivi</w:t>
-      </w:r>
-      <w:r>
-        <w:t>tate peccato</w:t>
-      </w:r>
-      <w:r>
-        <w:t xml:space="preserve"> ve</w:t>
-      </w:r>
-      <w:r>
-        <w:t xml:space="preserve">lut oboerati, proni ad quamlibet nequitiam labimur. Denique quarta generatio Christi Domini fuit ex Beata </w:t>
-      </w:r>
-      <w:r>
-        <w:t>V</w:t>
-      </w:r>
-      <w:r>
-        <w:t>irgine quae ab Angelo salutata, ut ex responsis suis colliges, noluit acquiescere, donec adaequate et plene rationem n</w:t>
-      </w:r>
-      <w:r>
-        <w:t>ovi</w:t>
-      </w:r>
-      <w:r>
-        <w:t>sset legationis Angelicae, ut esset sine errore, et dedecore suo. Haec igitur femina</w:t>
-      </w:r>
-      <w:r>
-        <w:t xml:space="preserve"> vi</w:t>
-      </w:r>
-      <w:r>
-        <w:t xml:space="preserve">rago debuit nuncupari iure potiori quam </w:t>
-      </w:r>
-      <w:r>
-        <w:t>Eva</w:t>
-      </w:r>
-      <w:r>
-        <w:t xml:space="preserve">: </w:t>
-      </w:r>
-      <w:r>
-        <w:rPr>
+        <w:rPr>
+          <w:rFonts w:ascii="Brill" w:hAnsi="Brill"/>
+        </w:rPr>
+        <w:t xml:space="preserve"> certamine illo vicerit. Porro tertia nostri et communi omnium nativitate peccato velut oboerati, proni ad quamlibet nequitiam labimur. Denique quarta generatio Christi Domini fuit ex Beata Virgine quae ab Angelo salutata, ut ex responsis suis colliges, noluit acquiescere, donec adaequate et plene rationem novisset legationis Angelicae, ut esset sine errore, et dedecore suo. Haec igitur femina virago debuit nuncupari iure potiori quam Eva: </w:t>
+      </w:r>
+      <w:r>
+        <w:rPr>
+          <w:rFonts w:ascii="Brill" w:hAnsi="Brill"/>
           <w:color w:val="FF0000"/>
         </w:rPr>
         <w:t xml:space="preserve">47v </w:t>
       </w:r>
       <w:r>
-        <w:t>nam nostra</w:t>
-      </w:r>
-      <w:r>
-        <w:t xml:space="preserve"> vi</w:t>
-      </w:r>
-      <w:r>
-        <w:t>rgo</w:t>
-      </w:r>
-      <w:r>
-        <w:t xml:space="preserve"> vi</w:t>
-      </w:r>
-      <w:r>
-        <w:t>rago erat prudentia et maturitate. Id</w:t>
-      </w:r>
-      <w:r>
-        <w:t xml:space="preserve"> vi</w:t>
-      </w:r>
-      <w:r>
-        <w:t>dere potes in examine, quo illa Angelum postul</w:t>
-      </w:r>
-      <w:r>
-        <w:t>avi</w:t>
-      </w:r>
-      <w:r>
-        <w:t>t: quomodo fiet istud quoniam</w:t>
-      </w:r>
-      <w:r>
-        <w:t xml:space="preserve"> vi</w:t>
-      </w:r>
-      <w:r>
-        <w:t>rum non cognosco, non</w:t>
-      </w:r>
-      <w:r>
-        <w:t xml:space="preserve"> ve</w:t>
-      </w:r>
-      <w:r>
-        <w:t xml:space="preserve">lut </w:t>
-      </w:r>
-      <w:r>
-        <w:t>Eva</w:t>
-      </w:r>
-      <w:r>
-        <w:t>, quae cum consilium diaboli audisset, nil interrog</w:t>
-      </w:r>
-      <w:r>
-        <w:t>avi</w:t>
-      </w:r>
-      <w:r>
-        <w:t>t, nec quaes</w:t>
-      </w:r>
-      <w:r>
-        <w:t>ivi</w:t>
-      </w:r>
-      <w:r>
-        <w:t>t, quid inde lucri</w:t>
-      </w:r>
-      <w:r>
-        <w:t xml:space="preserve"> ve</w:t>
-      </w:r>
-      <w:r>
-        <w:t>l incommodi posset suboriri. Cum igitur Deus</w:t>
-      </w:r>
-      <w:r>
-        <w:t xml:space="preserve"> vi</w:t>
-      </w:r>
-      <w:r>
-        <w:t xml:space="preserve">disset partes et sanctimoniam huius feminae in matrem suam </w:t>
-      </w:r>
-      <w:r>
-        <w:rPr>
+        <w:rPr>
+          <w:rFonts w:ascii="Brill" w:hAnsi="Brill"/>
+        </w:rPr>
+        <w:t xml:space="preserve">nam nostra virgo virago erat prudentia et maturitate. Id videre potes in examine, quo illa Angelum postulavit: quomodo fiet istud quoniam virum non cognosco, non velut Eva, quae cum consilium diaboli audisset, nil interrogavit, nec quaesivit, quid inde lucri vel incommodi posset suboriri. Cum igitur Deus vidisset partes et sanctimoniam huius feminae in matrem suam </w:t>
+      </w:r>
+      <w:r>
+        <w:rPr>
+          <w:rFonts w:ascii="Brill" w:hAnsi="Brill"/>
           <w:color w:val="00B0F0"/>
         </w:rPr>
         <w:t>eam</w:t>
       </w:r>
       <w:r>
-        <w:t xml:space="preserve"> elegit, atque ex ea est natus, quae fuit nat</w:t>
-      </w:r>
-      <w:r>
-        <w:t>ivi</w:t>
-      </w:r>
-      <w:r>
-        <w:t>tas sa</w:t>
-      </w:r>
-      <w:r>
-        <w:t>lva</w:t>
-      </w:r>
-      <w:r>
-        <w:t>toris orbis, quem sa</w:t>
-      </w:r>
-      <w:r>
-        <w:t>lva</w:t>
-      </w:r>
-      <w:r>
-        <w:t>toris titulum fortunatum et felicem oppido sibi duxit, sa</w:t>
-      </w:r>
-      <w:r>
-        <w:t>lvavi</w:t>
-      </w:r>
-      <w:r>
-        <w:t xml:space="preserve">tque et redemit nos pretioso suo sanguine, quem </w:t>
-      </w:r>
-      <w:r>
-        <w:t>v</w:t>
-      </w:r>
-      <w:r>
-        <w:t>oluit fundi pro peccatis nostris. Nam quemadmodum torcular, ubi conculcantur u</w:t>
-      </w:r>
-      <w:r>
-        <w:t>v</w:t>
-      </w:r>
-      <w:r>
-        <w:t xml:space="preserve">ae harum musto et humore abluitur. Ita orbis sanguine fuso Domini nostri Christi Iesu irriguus mundatur, haec quae pro nobis fecit triplici de causa id </w:t>
-      </w:r>
-      <w:r>
-        <w:t>v</w:t>
-      </w:r>
-      <w:r>
-        <w:t>oluit. Primum quia quae ante fierent non optime, nec</w:t>
-      </w:r>
-      <w:r>
-        <w:t xml:space="preserve"> ve</w:t>
-      </w:r>
-      <w:r>
-        <w:t xml:space="preserve">luti ex </w:t>
-      </w:r>
-      <w:r>
-        <w:t>v</w:t>
-      </w:r>
-      <w:r>
-        <w:t>oto</w:t>
-      </w:r>
-      <w:r>
-        <w:t xml:space="preserve"> ve</w:t>
-      </w:r>
-      <w:r>
-        <w:t>nirent. Item quia condoluit, et misertus fuit operis sui ne in iugem interitum praeceps rueret. Demum ut suam potentiam immensam ostentaret, nec minorem miserationem: nam qui nullum na</w:t>
-      </w:r>
-      <w:r>
-        <w:t>evu</w:t>
-      </w:r>
-      <w:r>
-        <w:t xml:space="preserve">m culpae admissit, </w:t>
-      </w:r>
-      <w:r>
-        <w:t>v</w:t>
-      </w:r>
-      <w:r>
-        <w:t>oluit occidi, passionem et mortem subire, ut suo sanguine nos redimeret.</w:t>
+        <w:rPr>
+          <w:rFonts w:ascii="Brill" w:hAnsi="Brill"/>
+        </w:rPr>
+        <w:t xml:space="preserve"> elegit, atque ex ea est natus, quae fuit nativitas salvatoris orbis, quem salvatoris titulum fortunatum et felicem oppido sibi duxit, salvavitque et redemit nos pretioso suo sanguine, quem voluit fundi pro peccatis nostris. Nam quemadmodum torcular, ubi conculcantur uvae harum musto et humore abluitur. Ita orbis sanguine fuso Domini nostri Christi Iesu irriguus mundatur, haec quae pro nobis fecit triplici de causa id voluit. Primum quia quae ante fierent non optime, nec veluti ex voto venirent. Item quia condoluit, et misertus fuit operis sui ne in iugem interitum praeceps rueret. Demum ut suam potentiam immensam ostentaret, nec minorem miserationem: nam qui nullum naevum culpae admissit, voluit occidi, passionem et mortem subire, ut suo sanguine nos redimeret.</w:t>
       </w:r>
     </w:p>
     <w:sectPr>
